--- a/HW1_EcoBotTeam.docx
+++ b/HW1_EcoBotTeam.docx
@@ -265,6 +265,7 @@
         </w:rPr>
         <w:t xml:space="preserve">שם הצוות: </w:t>
       </w:r>
+      <w:proofErr w:type="spellStart"/>
       <w:r>
         <w:rPr>
           <w:rFonts w:ascii="Arial" w:eastAsia="Arial" w:hAnsi="Arial" w:cs="Arial"/>
@@ -275,6 +276,7 @@
         </w:rPr>
         <w:t>ecobot</w:t>
       </w:r>
+      <w:proofErr w:type="spellEnd"/>
     </w:p>
     <w:p>
       <w:pPr>
@@ -640,7 +642,15 @@
               <w:t>הגדרת הרעיון המרכזי של</w:t>
             </w:r>
             <w:r>
-              <w:t xml:space="preserve"> EcoBot, </w:t>
+              <w:t xml:space="preserve"> </w:t>
+            </w:r>
+            <w:proofErr w:type="spellStart"/>
+            <w:r>
+              <w:t>EcoBot</w:t>
+            </w:r>
+            <w:proofErr w:type="spellEnd"/>
+            <w:r>
+              <w:t xml:space="preserve">, </w:t>
             </w:r>
             <w:r>
               <w:rPr>
@@ -816,7 +826,15 @@
               <w:t>הוספת קישור</w:t>
             </w:r>
             <w:r>
-              <w:t xml:space="preserve"> Colab </w:t>
+              <w:t xml:space="preserve"> </w:t>
+            </w:r>
+            <w:proofErr w:type="spellStart"/>
+            <w:r>
+              <w:t>Colab</w:t>
+            </w:r>
+            <w:proofErr w:type="spellEnd"/>
+            <w:r>
+              <w:t xml:space="preserve"> </w:t>
             </w:r>
             <w:r>
               <w:rPr>
@@ -943,6 +961,7 @@
         </w:rPr>
         <w:br/>
       </w:r>
+      <w:proofErr w:type="spellStart"/>
       <w:r>
         <w:rPr>
           <w:rStyle w:val="Strong"/>
@@ -950,6 +969,7 @@
         </w:rPr>
         <w:t>EcoBot</w:t>
       </w:r>
+      <w:proofErr w:type="spellEnd"/>
     </w:p>
     <w:p>
       <w:pPr>
@@ -985,14 +1005,36 @@
           <w:rFonts w:ascii="Arial" w:hAnsi="Arial" w:cs="Arial"/>
         </w:rPr>
         <w:br/>
-        <w:t xml:space="preserve">EcoBot </w:t>
-      </w:r>
+      </w:r>
+      <w:proofErr w:type="spellStart"/>
+      <w:proofErr w:type="gramStart"/>
       <w:r>
         <w:rPr>
           <w:rFonts w:ascii="Arial" w:hAnsi="Arial" w:cs="Arial"/>
-          <w:rtl/>
-        </w:rPr>
-        <w:t xml:space="preserve"> היא אפליקציה המחוברת לרובוט נייד עם חיישני</w:t>
+        </w:rPr>
+        <w:t>EcoBot</w:t>
+      </w:r>
+      <w:proofErr w:type="spellEnd"/>
+      <w:r>
+        <w:rPr>
+          <w:rFonts w:ascii="Arial" w:hAnsi="Arial" w:cs="Arial"/>
+        </w:rPr>
+        <w:t xml:space="preserve"> </w:t>
+      </w:r>
+      <w:r>
+        <w:rPr>
+          <w:rFonts w:ascii="Arial" w:hAnsi="Arial" w:cs="Arial"/>
+          <w:rtl/>
+        </w:rPr>
+        <w:t xml:space="preserve"> היא</w:t>
+      </w:r>
+      <w:proofErr w:type="gramEnd"/>
+      <w:r>
+        <w:rPr>
+          <w:rFonts w:ascii="Arial" w:hAnsi="Arial" w:cs="Arial"/>
+          <w:rtl/>
+        </w:rPr>
+        <w:t xml:space="preserve"> אפליקציה המחוברת לרובוט נייד עם חיישני</w:t>
       </w:r>
       <w:r>
         <w:rPr>
@@ -1034,7 +1076,21 @@
         <w:rPr>
           <w:rFonts w:ascii="Arial" w:hAnsi="Arial" w:cs="Arial"/>
         </w:rPr>
-        <w:t xml:space="preserve">, EcoBot </w:t>
+        <w:t xml:space="preserve">, </w:t>
+      </w:r>
+      <w:proofErr w:type="spellStart"/>
+      <w:r>
+        <w:rPr>
+          <w:rFonts w:ascii="Arial" w:hAnsi="Arial" w:cs="Arial"/>
+        </w:rPr>
+        <w:t>EcoBot</w:t>
+      </w:r>
+      <w:proofErr w:type="spellEnd"/>
+      <w:r>
+        <w:rPr>
+          <w:rFonts w:ascii="Arial" w:hAnsi="Arial" w:cs="Arial"/>
+        </w:rPr>
+        <w:t xml:space="preserve"> </w:t>
       </w:r>
       <w:r>
         <w:rPr>
@@ -1856,6 +1912,7 @@
           <w:rFonts w:asciiTheme="minorBidi" w:hAnsiTheme="minorBidi" w:cstheme="minorBidi"/>
         </w:rPr>
       </w:pPr>
+      <w:proofErr w:type="gramStart"/>
       <w:r>
         <w:rPr>
           <w:rStyle w:val="Strong"/>
@@ -1874,7 +1931,15 @@
           <w:rFonts w:asciiTheme="minorBidi" w:hAnsiTheme="minorBidi" w:cstheme="minorBidi"/>
           <w:rtl/>
         </w:rPr>
-        <w:t>.ץכיום אני אוסף נתונים באופן ידני בעזרת מכשירי מדידה שונים, כמו מד טמפרטורה ומד לחות. אני עובר בין כמה נקודות בשטח ורושם את הנתונים בטבלה</w:t>
+        <w:t>.ץכיום</w:t>
+      </w:r>
+      <w:proofErr w:type="gramEnd"/>
+      <w:r>
+        <w:rPr>
+          <w:rFonts w:asciiTheme="minorBidi" w:hAnsiTheme="minorBidi" w:cstheme="minorBidi"/>
+          <w:rtl/>
+        </w:rPr>
+        <w:t xml:space="preserve"> אני אוסף נתונים באופן ידני בעזרת מכשירי מדידה שונים, כמו מד טמפרטורה ומד לחות. אני עובר בין כמה נקודות בשטח ורושם את הנתונים בטבלה</w:t>
       </w:r>
       <w:r>
         <w:rPr>
@@ -2340,11 +2405,19 @@
         </w:rPr>
         <w:t>משתמש ב־</w:t>
       </w:r>
-      <w:r>
-        <w:rPr>
-          <w:rFonts w:asciiTheme="minorBidi" w:hAnsiTheme="minorBidi" w:cstheme="minorBidi"/>
-        </w:rPr>
-        <w:t xml:space="preserve">Colab </w:t>
+      <w:proofErr w:type="spellStart"/>
+      <w:r>
+        <w:rPr>
+          <w:rFonts w:asciiTheme="minorBidi" w:hAnsiTheme="minorBidi" w:cstheme="minorBidi"/>
+        </w:rPr>
+        <w:t>Colab</w:t>
+      </w:r>
+      <w:proofErr w:type="spellEnd"/>
+      <w:r>
+        <w:rPr>
+          <w:rFonts w:asciiTheme="minorBidi" w:hAnsiTheme="minorBidi" w:cstheme="minorBidi"/>
+        </w:rPr>
+        <w:t xml:space="preserve"> </w:t>
       </w:r>
       <w:r>
         <w:rPr>
@@ -2653,6 +2726,7 @@
         </w:rPr>
         <w:t>7.חיבור ל־</w:t>
       </w:r>
+      <w:proofErr w:type="spellStart"/>
       <w:r>
         <w:rPr>
           <w:rFonts w:ascii="Arial" w:hAnsi="Arial" w:cs="Arial"/>
@@ -2660,6 +2734,7 @@
         </w:rPr>
         <w:t>Colab</w:t>
       </w:r>
+      <w:proofErr w:type="spellEnd"/>
       <w:r>
         <w:rPr>
           <w:rFonts w:ascii="Arial" w:hAnsi="Arial" w:cs="Arial"/>
@@ -2811,6 +2886,7 @@
           <w:lang w:val="en-US"/>
         </w:rPr>
       </w:pPr>
+      <w:proofErr w:type="gramStart"/>
       <w:r>
         <w:rPr>
           <w:rFonts w:ascii="Times New Roman" w:eastAsia="Times New Roman" w:hAnsi="Symbol" w:cs="Times New Roman"/>
@@ -2837,15 +2913,26 @@
           <w:rtl/>
           <w:lang w:val="en-US"/>
         </w:rPr>
-        <w:t>המערכת תתמקד באיסוף נתונים אקולוגיים בסיסיים וחשובים: טמפרטורה, לחות, עוצמת אור, איכות אוויר ולחות קרקע</w:t>
-      </w:r>
+        <w:t>המערכת</w:t>
+      </w:r>
+      <w:proofErr w:type="gramEnd"/>
       <w:r>
         <w:rPr>
           <w:rFonts w:asciiTheme="minorBidi" w:eastAsia="Times New Roman" w:hAnsiTheme="minorBidi" w:cstheme="minorBidi"/>
           <w:sz w:val="24"/>
           <w:szCs w:val="24"/>
+          <w:rtl/>
           <w:lang w:val="en-US"/>
         </w:rPr>
+        <w:t xml:space="preserve"> תתמקד באיסוף נתונים אקולוגיים בסיסיים וחשובים: טמפרטורה, לחות, עוצמת אור, איכות אוויר ולחות קרקע</w:t>
+      </w:r>
+      <w:r>
+        <w:rPr>
+          <w:rFonts w:asciiTheme="minorBidi" w:eastAsia="Times New Roman" w:hAnsiTheme="minorBidi" w:cstheme="minorBidi"/>
+          <w:sz w:val="24"/>
+          <w:szCs w:val="24"/>
+          <w:lang w:val="en-US"/>
+        </w:rPr>
         <w:t xml:space="preserve">. </w:t>
       </w:r>
     </w:p>
@@ -2859,6 +2946,7 @@
           <w:lang w:val="en-US"/>
         </w:rPr>
       </w:pPr>
+      <w:proofErr w:type="gramStart"/>
       <w:r>
         <w:rPr>
           <w:rFonts w:asciiTheme="minorBidi" w:eastAsia="Times New Roman" w:hAnsiTheme="minorBidi" w:cstheme="minorBidi"/>
@@ -2876,15 +2964,26 @@
           <w:rtl/>
           <w:lang w:val="en-US"/>
         </w:rPr>
-        <w:t>הנתונים יוצגו בצורה פשוטה וברורה באמצעות גרפים, טבלאות ומפה של נקודות המדידה</w:t>
-      </w:r>
+        <w:t>הנתונים</w:t>
+      </w:r>
+      <w:proofErr w:type="gramEnd"/>
       <w:r>
         <w:rPr>
           <w:rFonts w:asciiTheme="minorBidi" w:eastAsia="Times New Roman" w:hAnsiTheme="minorBidi" w:cstheme="minorBidi"/>
           <w:sz w:val="24"/>
           <w:szCs w:val="24"/>
+          <w:rtl/>
           <w:lang w:val="en-US"/>
         </w:rPr>
+        <w:t xml:space="preserve"> יוצגו בצורה פשוטה וברורה באמצעות גרפים, טבלאות ומפה של נקודות המדידה</w:t>
+      </w:r>
+      <w:r>
+        <w:rPr>
+          <w:rFonts w:asciiTheme="minorBidi" w:eastAsia="Times New Roman" w:hAnsiTheme="minorBidi" w:cstheme="minorBidi"/>
+          <w:sz w:val="24"/>
+          <w:szCs w:val="24"/>
+          <w:lang w:val="en-US"/>
+        </w:rPr>
         <w:t xml:space="preserve">. </w:t>
       </w:r>
     </w:p>
@@ -2898,6 +2997,7 @@
           <w:lang w:val="en-US"/>
         </w:rPr>
       </w:pPr>
+      <w:proofErr w:type="gramStart"/>
       <w:r>
         <w:rPr>
           <w:rFonts w:asciiTheme="minorBidi" w:eastAsia="Times New Roman" w:hAnsiTheme="minorBidi" w:cstheme="minorBidi"/>
@@ -2915,15 +3015,26 @@
           <w:rtl/>
           <w:lang w:val="en-US"/>
         </w:rPr>
-        <w:t>נוסיף התראות כאשר אחד המדדים חורג מהטווח התקין, כדי שהמשתמש יוכל לזהות בעיה בזמן</w:t>
-      </w:r>
+        <w:t>נוסיף</w:t>
+      </w:r>
+      <w:proofErr w:type="gramEnd"/>
       <w:r>
         <w:rPr>
           <w:rFonts w:asciiTheme="minorBidi" w:eastAsia="Times New Roman" w:hAnsiTheme="minorBidi" w:cstheme="minorBidi"/>
           <w:sz w:val="24"/>
           <w:szCs w:val="24"/>
+          <w:rtl/>
           <w:lang w:val="en-US"/>
         </w:rPr>
+        <w:t xml:space="preserve"> התראות כאשר אחד המדדים חורג מהטווח התקין, כדי שהמשתמש יוכל לזהות בעיה בזמן</w:t>
+      </w:r>
+      <w:r>
+        <w:rPr>
+          <w:rFonts w:asciiTheme="minorBidi" w:eastAsia="Times New Roman" w:hAnsiTheme="minorBidi" w:cstheme="minorBidi"/>
+          <w:sz w:val="24"/>
+          <w:szCs w:val="24"/>
+          <w:lang w:val="en-US"/>
+        </w:rPr>
         <w:t xml:space="preserve">. </w:t>
       </w:r>
     </w:p>
@@ -2937,6 +3048,7 @@
           <w:lang w:val="en-US"/>
         </w:rPr>
       </w:pPr>
+      <w:proofErr w:type="gramStart"/>
       <w:r>
         <w:rPr>
           <w:rFonts w:asciiTheme="minorBidi" w:eastAsia="Times New Roman" w:hAnsiTheme="minorBidi" w:cstheme="minorBidi"/>
@@ -2954,15 +3066,26 @@
           <w:rtl/>
           <w:lang w:val="en-US"/>
         </w:rPr>
-        <w:t>המערכת תאפשר השוואה בין אזורי מדידה שונים, כדי להבין איפה קיימים הבדלים סביבתיים</w:t>
-      </w:r>
+        <w:t>המערכת</w:t>
+      </w:r>
+      <w:proofErr w:type="gramEnd"/>
       <w:r>
         <w:rPr>
           <w:rFonts w:asciiTheme="minorBidi" w:eastAsia="Times New Roman" w:hAnsiTheme="minorBidi" w:cstheme="minorBidi"/>
           <w:sz w:val="24"/>
           <w:szCs w:val="24"/>
+          <w:rtl/>
           <w:lang w:val="en-US"/>
         </w:rPr>
+        <w:t xml:space="preserve"> תאפשר השוואה בין אזורי מדידה שונים, כדי להבין איפה קיימים הבדלים סביבתיים</w:t>
+      </w:r>
+      <w:r>
+        <w:rPr>
+          <w:rFonts w:asciiTheme="minorBidi" w:eastAsia="Times New Roman" w:hAnsiTheme="minorBidi" w:cstheme="minorBidi"/>
+          <w:sz w:val="24"/>
+          <w:szCs w:val="24"/>
+          <w:lang w:val="en-US"/>
+        </w:rPr>
         <w:t xml:space="preserve">. </w:t>
       </w:r>
     </w:p>
@@ -2976,6 +3099,7 @@
           <w:lang w:val="en-US"/>
         </w:rPr>
       </w:pPr>
+      <w:proofErr w:type="gramStart"/>
       <w:r>
         <w:rPr>
           <w:rFonts w:asciiTheme="minorBidi" w:eastAsia="Times New Roman" w:hAnsiTheme="minorBidi" w:cstheme="minorBidi"/>
@@ -2993,7 +3117,18 @@
           <w:rtl/>
           <w:lang w:val="en-US"/>
         </w:rPr>
-        <w:t>בסיום המדידה המערכת תיצור דוח סיכום קצר עם הנתונים המרכזיים והמסקנות הראשוניות</w:t>
+        <w:t>בסיום</w:t>
+      </w:r>
+      <w:proofErr w:type="gramEnd"/>
+      <w:r>
+        <w:rPr>
+          <w:rFonts w:asciiTheme="minorBidi" w:eastAsia="Times New Roman" w:hAnsiTheme="minorBidi" w:cstheme="minorBidi"/>
+          <w:sz w:val="24"/>
+          <w:szCs w:val="24"/>
+          <w:rtl/>
+          <w:lang w:val="en-US"/>
+        </w:rPr>
+        <w:t xml:space="preserve"> המדידה המערכת תיצור דוח סיכום קצר עם הנתונים המרכזיים והמסקנות הראשוניות</w:t>
       </w:r>
       <w:r>
         <w:rPr>
@@ -3017,6 +3152,7 @@
           <w:lang w:val="en-US"/>
         </w:rPr>
       </w:pPr>
+      <w:proofErr w:type="gramStart"/>
       <w:r>
         <w:rPr>
           <w:rFonts w:asciiTheme="minorBidi" w:eastAsia="Times New Roman" w:hAnsiTheme="minorBidi" w:cstheme="minorBidi"/>
@@ -3034,16 +3170,47 @@
           <w:rtl/>
           <w:lang w:val="en-US"/>
         </w:rPr>
-        <w:t>הנתונים יוכלו להתחבר ל־</w:t>
-      </w:r>
+        <w:t>הנתונים</w:t>
+      </w:r>
+      <w:proofErr w:type="gramEnd"/>
       <w:r>
         <w:rPr>
           <w:rFonts w:asciiTheme="minorBidi" w:eastAsia="Times New Roman" w:hAnsiTheme="minorBidi" w:cstheme="minorBidi"/>
           <w:sz w:val="24"/>
           <w:szCs w:val="24"/>
+          <w:rtl/>
           <w:lang w:val="en-US"/>
         </w:rPr>
-        <w:t xml:space="preserve">Google Colab </w:t>
+        <w:t xml:space="preserve"> יוכלו להתחבר ל־</w:t>
+      </w:r>
+      <w:r>
+        <w:rPr>
+          <w:rFonts w:asciiTheme="minorBidi" w:eastAsia="Times New Roman" w:hAnsiTheme="minorBidi" w:cstheme="minorBidi"/>
+          <w:sz w:val="24"/>
+          <w:szCs w:val="24"/>
+          <w:lang w:val="en-US"/>
+        </w:rPr>
+        <w:t xml:space="preserve">Google </w:t>
+      </w:r>
+      <w:proofErr w:type="spellStart"/>
+      <w:r>
+        <w:rPr>
+          <w:rFonts w:asciiTheme="minorBidi" w:eastAsia="Times New Roman" w:hAnsiTheme="minorBidi" w:cstheme="minorBidi"/>
+          <w:sz w:val="24"/>
+          <w:szCs w:val="24"/>
+          <w:lang w:val="en-US"/>
+        </w:rPr>
+        <w:t>Colab</w:t>
+      </w:r>
+      <w:proofErr w:type="spellEnd"/>
+      <w:r>
+        <w:rPr>
+          <w:rFonts w:asciiTheme="minorBidi" w:eastAsia="Times New Roman" w:hAnsiTheme="minorBidi" w:cstheme="minorBidi"/>
+          <w:sz w:val="24"/>
+          <w:szCs w:val="24"/>
+          <w:lang w:val="en-US"/>
+        </w:rPr>
+        <w:t xml:space="preserve"> </w:t>
       </w:r>
       <w:r>
         <w:rPr>
@@ -3130,18 +3297,28 @@
         </w:rPr>
         <w:br/>
       </w:r>
-      <w:hyperlink r:id="rId9">
-        <w:r>
-          <w:rPr>
-            <w:rFonts w:ascii="Arial" w:eastAsia="Arial" w:hAnsi="Arial" w:cs="Arial"/>
-            <w:color w:val="1155CC"/>
-            <w:sz w:val="24"/>
-            <w:szCs w:val="24"/>
-            <w:u w:val="single"/>
-          </w:rPr>
-          <w:t>https://en.wikipedia.org/wiki/Non-functional_requirement</w:t>
-        </w:r>
-      </w:hyperlink>
+      <w:r>
+        <w:fldChar w:fldCharType="begin"/>
+      </w:r>
+      <w:r>
+        <w:instrText>HYPERLINK "https://en.wikipedia.org/wiki/Non-functional_requirement" \h</w:instrText>
+      </w:r>
+      <w:r>
+        <w:fldChar w:fldCharType="separate"/>
+      </w:r>
+      <w:r>
+        <w:rPr>
+          <w:rFonts w:ascii="Arial" w:eastAsia="Arial" w:hAnsi="Arial" w:cs="Arial"/>
+          <w:color w:val="1155CC"/>
+          <w:sz w:val="24"/>
+          <w:szCs w:val="24"/>
+          <w:u w:val="single"/>
+        </w:rPr>
+        <w:t>https://en.wikipedia.org/wiki/Non-functional_requirement</w:t>
+      </w:r>
+      <w:r>
+        <w:fldChar w:fldCharType="end"/>
+      </w:r>
     </w:p>
     <w:p>
       <w:pPr>
@@ -3557,6 +3734,58 @@
         </w:rPr>
         <w:t xml:space="preserve"> של האפליקציה.</w:t>
       </w:r>
+      <w:r>
+        <w:rPr>
+          <w:rFonts w:ascii="Arial" w:eastAsia="Arial" w:hAnsi="Arial" w:cs="Arial"/>
+          <w:sz w:val="24"/>
+          <w:szCs w:val="24"/>
+          <w:rtl/>
+        </w:rPr>
+        <w:br/>
+      </w:r>
+      <w:r>
+        <w:rPr>
+          <w:rFonts w:ascii="Arial" w:eastAsia="Arial" w:hAnsi="Arial" w:cs="Arial"/>
+          <w:sz w:val="24"/>
+          <w:szCs w:val="24"/>
+          <w:rtl/>
+        </w:rPr>
+        <w:drawing>
+          <wp:inline distT="0" distB="0" distL="0" distR="0" wp14:anchorId="7611FF73" wp14:editId="537F3CF4">
+            <wp:extent cx="5274310" cy="3956050"/>
+            <wp:effectExtent l="0" t="0" r="2540" b="6350"/>
+            <wp:docPr id="697890806" name="Picture 1"/>
+            <wp:cNvGraphicFramePr>
+              <a:graphicFrameLocks xmlns:a="http://schemas.openxmlformats.org/drawingml/2006/main" noChangeAspect="1"/>
+            </wp:cNvGraphicFramePr>
+            <a:graphic xmlns:a="http://schemas.openxmlformats.org/drawingml/2006/main">
+              <a:graphicData uri="http://schemas.openxmlformats.org/drawingml/2006/picture">
+                <pic:pic xmlns:pic="http://schemas.openxmlformats.org/drawingml/2006/picture">
+                  <pic:nvPicPr>
+                    <pic:cNvPr id="697890806" name=""/>
+                    <pic:cNvPicPr/>
+                  </pic:nvPicPr>
+                  <pic:blipFill>
+                    <a:blip r:embed="rId9"/>
+                    <a:stretch>
+                      <a:fillRect/>
+                    </a:stretch>
+                  </pic:blipFill>
+                  <pic:spPr>
+                    <a:xfrm>
+                      <a:off x="0" y="0"/>
+                      <a:ext cx="5274310" cy="3956050"/>
+                    </a:xfrm>
+                    <a:prstGeom prst="rect">
+                      <a:avLst/>
+                    </a:prstGeom>
+                  </pic:spPr>
+                </pic:pic>
+              </a:graphicData>
+            </a:graphic>
+          </wp:inline>
+        </w:drawing>
+      </w:r>
     </w:p>
     <w:p>
       <w:pPr>
@@ -3788,6 +4017,7 @@
           <w:rFonts w:asciiTheme="minorBidi" w:hAnsiTheme="minorBidi" w:cstheme="minorBidi"/>
           <w:rtl/>
         </w:rPr>
+        <w:lastRenderedPageBreak/>
         <w:t>כיצד שינוי בטמפרטורה משפיע על מדד בריאות הצמח</w:t>
       </w:r>
       <w:r>
@@ -4052,7 +4282,6 @@
           <w:rFonts w:asciiTheme="minorBidi" w:hAnsiTheme="minorBidi" w:cstheme="minorBidi"/>
           <w:rtl/>
         </w:rPr>
-        <w:lastRenderedPageBreak/>
         <w:t>מבחנים סטטיסטיים מומלצים</w:t>
       </w:r>
       <w:r>
@@ -4391,7 +4620,21 @@
         <w:rPr>
           <w:rFonts w:asciiTheme="minorBidi" w:hAnsiTheme="minorBidi" w:cstheme="minorBidi"/>
         </w:rPr>
-        <w:t xml:space="preserve">, EcoBot </w:t>
+        <w:t xml:space="preserve">, </w:t>
+      </w:r>
+      <w:proofErr w:type="spellStart"/>
+      <w:r>
+        <w:rPr>
+          <w:rFonts w:asciiTheme="minorBidi" w:hAnsiTheme="minorBidi" w:cstheme="minorBidi"/>
+        </w:rPr>
+        <w:t>EcoBot</w:t>
+      </w:r>
+      <w:proofErr w:type="spellEnd"/>
+      <w:r>
+        <w:rPr>
+          <w:rFonts w:asciiTheme="minorBidi" w:hAnsiTheme="minorBidi" w:cstheme="minorBidi"/>
+        </w:rPr>
+        <w:t xml:space="preserve"> </w:t>
       </w:r>
       <w:r>
         <w:rPr>
@@ -4455,7 +4698,21 @@
         <w:rPr>
           <w:rFonts w:asciiTheme="minorBidi" w:hAnsiTheme="minorBidi" w:cstheme="minorBidi"/>
         </w:rPr>
-        <w:t xml:space="preserve"> EcoBot.</w:t>
+        <w:t xml:space="preserve"> </w:t>
+      </w:r>
+      <w:proofErr w:type="spellStart"/>
+      <w:r>
+        <w:rPr>
+          <w:rFonts w:asciiTheme="minorBidi" w:hAnsiTheme="minorBidi" w:cstheme="minorBidi"/>
+        </w:rPr>
+        <w:t>EcoBot</w:t>
+      </w:r>
+      <w:proofErr w:type="spellEnd"/>
+      <w:r>
+        <w:rPr>
+          <w:rFonts w:asciiTheme="minorBidi" w:hAnsiTheme="minorBidi" w:cstheme="minorBidi"/>
+        </w:rPr>
+        <w:t>.</w:t>
       </w:r>
     </w:p>
     <w:p>
@@ -4602,7 +4859,6 @@
           <w:rFonts w:asciiTheme="minorBidi" w:hAnsiTheme="minorBidi" w:cstheme="minorBidi"/>
           <w:rtl/>
         </w:rPr>
-        <w:lastRenderedPageBreak/>
         <w:t>טמפרטורה, לחות אוויר, עוצמת אור, איכות אוויר, לחות קרקע, מים, סוג הקרקע ומינרלים בקרקע</w:t>
       </w:r>
       <w:r>
@@ -4884,7 +5140,21 @@
         <w:rPr>
           <w:rFonts w:asciiTheme="minorBidi" w:hAnsiTheme="minorBidi" w:cstheme="minorBidi"/>
         </w:rPr>
-        <w:t xml:space="preserve"> EcoBot </w:t>
+        <w:t xml:space="preserve"> </w:t>
+      </w:r>
+      <w:proofErr w:type="spellStart"/>
+      <w:r>
+        <w:rPr>
+          <w:rFonts w:asciiTheme="minorBidi" w:hAnsiTheme="minorBidi" w:cstheme="minorBidi"/>
+        </w:rPr>
+        <w:t>EcoBot</w:t>
+      </w:r>
+      <w:proofErr w:type="spellEnd"/>
+      <w:r>
+        <w:rPr>
+          <w:rFonts w:asciiTheme="minorBidi" w:hAnsiTheme="minorBidi" w:cstheme="minorBidi"/>
+        </w:rPr>
+        <w:t xml:space="preserve"> </w:t>
       </w:r>
       <w:r>
         <w:rPr>
@@ -5033,6 +5303,7 @@
         </w:rPr>
         <w:t xml:space="preserve">העליתי אותו ל </w:t>
       </w:r>
+      <w:proofErr w:type="spellStart"/>
       <w:r>
         <w:rPr>
           <w:rFonts w:ascii="Arial" w:eastAsia="Arial" w:hAnsi="Arial" w:cs="Arial"/>
@@ -5040,8 +5311,9 @@
           <w:szCs w:val="24"/>
           <w:lang w:val="en-US"/>
         </w:rPr>
-        <w:t xml:space="preserve">github  </w:t>
-      </w:r>
+        <w:t>github</w:t>
+      </w:r>
+      <w:proofErr w:type="spellEnd"/>
       <w:r>
         <w:rPr>
           <w:rFonts w:ascii="Arial" w:eastAsia="Arial" w:hAnsi="Arial" w:cs="Arial"/>
@@ -5049,6 +5321,15 @@
           <w:szCs w:val="24"/>
           <w:lang w:val="en-US"/>
         </w:rPr>
+        <w:t xml:space="preserve">  </w:t>
+      </w:r>
+      <w:r>
+        <w:rPr>
+          <w:rFonts w:ascii="Arial" w:eastAsia="Arial" w:hAnsi="Arial" w:cs="Arial"/>
+          <w:sz w:val="24"/>
+          <w:szCs w:val="24"/>
+          <w:lang w:val="en-US"/>
+        </w:rPr>
         <w:br/>
       </w:r>
       <w:r>
@@ -5068,7 +5349,27 @@
           <w:szCs w:val="24"/>
           <w:lang w:val="en-US"/>
         </w:rPr>
-        <w:t>from sentence_transformers import S.txt</w:t>
+        <w:t xml:space="preserve">from </w:t>
+      </w:r>
+      <w:proofErr w:type="spellStart"/>
+      <w:r>
+        <w:rPr>
+          <w:rFonts w:ascii="Arial" w:eastAsia="Arial" w:hAnsi="Arial" w:cs="Arial"/>
+          <w:sz w:val="24"/>
+          <w:szCs w:val="24"/>
+          <w:lang w:val="en-US"/>
+        </w:rPr>
+        <w:t>sentence_transformers</w:t>
+      </w:r>
+      <w:proofErr w:type="spellEnd"/>
+      <w:r>
+        <w:rPr>
+          <w:rFonts w:ascii="Arial" w:eastAsia="Arial" w:hAnsi="Arial" w:cs="Arial"/>
+          <w:sz w:val="24"/>
+          <w:szCs w:val="24"/>
+          <w:lang w:val="en-US"/>
+        </w:rPr>
+        <w:t xml:space="preserve"> import S.txt</w:t>
       </w:r>
     </w:p>
     <w:p>
@@ -5218,6 +5519,7 @@
         </w:rPr>
         <w:t xml:space="preserve">בתיקייית התרגיל ב </w:t>
       </w:r>
+      <w:proofErr w:type="spellStart"/>
       <w:r>
         <w:rPr>
           <w:rFonts w:ascii="Arial" w:eastAsia="Arial" w:hAnsi="Arial" w:cs="Arial"/>
@@ -5226,6 +5528,7 @@
         </w:rPr>
         <w:t>moodle</w:t>
       </w:r>
+      <w:proofErr w:type="spellEnd"/>
     </w:p>
     <w:p>
       <w:pPr>
@@ -5297,7 +5600,6 @@
           <w:szCs w:val="24"/>
           <w:rtl/>
         </w:rPr>
-        <w:lastRenderedPageBreak/>
         <w:t>שימו לב כי כל העבודות חייבות להיות שונות זו מזו. עבודות שייראו דומות ייפסלו ויינתן עליהן ציון 0.</w:t>
       </w:r>
     </w:p>

--- a/HW1_EcoBotTeam.docx
+++ b/HW1_EcoBotTeam.docx
@@ -295,6 +295,7 @@
           <w:sz w:val="24"/>
           <w:szCs w:val="24"/>
           <w:rtl/>
+          <w:lang w:val="en-US"/>
         </w:rPr>
       </w:pPr>
       <w:r>
@@ -323,8 +324,9 @@
           <w:b/>
           <w:sz w:val="24"/>
           <w:szCs w:val="24"/>
-        </w:rPr>
-        <w:t>https://github.com/Aymanserhan7/HW1_ecobot</w:t>
+          <w:lang w:val="en-US"/>
+        </w:rPr>
+        <w:t>https://github.com/Aymanserhan7/HW1_ecobot/blob/main/HW1_EcoBotTeam.docx</w:t>
       </w:r>
     </w:p>
     <w:p>
@@ -945,7 +947,6 @@
           <w:rFonts w:ascii="Arial" w:hAnsi="Arial" w:cs="Arial"/>
           <w:rtl/>
         </w:rPr>
-        <w:lastRenderedPageBreak/>
         <w:t>שם האפליקציה</w:t>
       </w:r>
       <w:r>
@@ -3297,28 +3298,18 @@
         </w:rPr>
         <w:br/>
       </w:r>
-      <w:r>
-        <w:fldChar w:fldCharType="begin"/>
-      </w:r>
-      <w:r>
-        <w:instrText>HYPERLINK "https://en.wikipedia.org/wiki/Non-functional_requirement" \h</w:instrText>
-      </w:r>
-      <w:r>
-        <w:fldChar w:fldCharType="separate"/>
-      </w:r>
-      <w:r>
-        <w:rPr>
-          <w:rFonts w:ascii="Arial" w:eastAsia="Arial" w:hAnsi="Arial" w:cs="Arial"/>
-          <w:color w:val="1155CC"/>
-          <w:sz w:val="24"/>
-          <w:szCs w:val="24"/>
-          <w:u w:val="single"/>
-        </w:rPr>
-        <w:t>https://en.wikipedia.org/wiki/Non-functional_requirement</w:t>
-      </w:r>
-      <w:r>
-        <w:fldChar w:fldCharType="end"/>
-      </w:r>
+      <w:hyperlink r:id="rId9">
+        <w:r>
+          <w:rPr>
+            <w:rFonts w:ascii="Arial" w:eastAsia="Arial" w:hAnsi="Arial" w:cs="Arial"/>
+            <w:color w:val="1155CC"/>
+            <w:sz w:val="24"/>
+            <w:szCs w:val="24"/>
+            <w:u w:val="single"/>
+          </w:rPr>
+          <w:t>https://en.wikipedia.org/wiki/Non-functional_requirement</w:t>
+        </w:r>
+      </w:hyperlink>
     </w:p>
     <w:p>
       <w:pPr>
@@ -3746,6 +3737,7 @@
       <w:r>
         <w:rPr>
           <w:rFonts w:ascii="Arial" w:eastAsia="Arial" w:hAnsi="Arial" w:cs="Arial"/>
+          <w:noProof/>
           <w:sz w:val="24"/>
           <w:szCs w:val="24"/>
           <w:rtl/>
@@ -3766,7 +3758,7 @@
                     <pic:cNvPicPr/>
                   </pic:nvPicPr>
                   <pic:blipFill>
-                    <a:blip r:embed="rId9"/>
+                    <a:blip r:embed="rId10"/>
                     <a:stretch>
                       <a:fillRect/>
                     </a:stretch>
@@ -5641,7 +5633,7 @@
       </w:r>
     </w:p>
     <w:sectPr>
-      <w:headerReference w:type="default" r:id="rId10"/>
+      <w:headerReference w:type="default" r:id="rId11"/>
       <w:pgSz w:w="11906" w:h="16838"/>
       <w:pgMar w:top="1440" w:right="1800" w:bottom="1440" w:left="1800" w:header="708" w:footer="708" w:gutter="0"/>
       <w:pgNumType w:start="1"/>
@@ -7027,7 +7019,6 @@
     <w:name w:val="Hyperlink"/>
     <w:basedOn w:val="DefaultParagraphFont"/>
     <w:uiPriority w:val="99"/>
-    <w:semiHidden/>
     <w:unhideWhenUsed/>
     <w:rsid w:val="00422EA7"/>
     <w:rPr>
@@ -7177,6 +7168,18 @@
     <w:rPr>
       <w:b/>
       <w:bCs/>
+    </w:rPr>
+  </w:style>
+  <w:style w:type="character" w:styleId="UnresolvedMention">
+    <w:name w:val="Unresolved Mention"/>
+    <w:basedOn w:val="DefaultParagraphFont"/>
+    <w:uiPriority w:val="99"/>
+    <w:semiHidden/>
+    <w:unhideWhenUsed/>
+    <w:rsid w:val="00881F86"/>
+    <w:rPr>
+      <w:color w:val="605E5C"/>
+      <w:shd w:val="clear" w:color="auto" w:fill="E1DFDD"/>
     </w:rPr>
   </w:style>
 </w:styles>
